--- a/Hệ thống mẫu văn bản/Nguyên đã làm/Lịch báo giảng/Lịch báo giảng - Tuần 05 (TTH+TH).docx
+++ b/Hệ thống mẫu văn bản/Nguyên đã làm/Lịch báo giảng/Lịch báo giảng - Tuần 05 (TTH+TH).docx
@@ -1335,7 +1335,7 @@
                 <w:sz w:val="26"/>
                 <w:szCs w:val="26"/>
               </w:rPr>
-              <w:t>3</w:t>
+              <w:t>4</w:t>
             </w:r>
           </w:p>
         </w:tc>
@@ -1422,7 +1422,7 @@
                 <w:sz w:val="26"/>
                 <w:szCs w:val="26"/>
               </w:rPr>
-              <w:t>Bàn phím và gõ câu ngắn</w:t>
+              <w:t>Mở, đóng và chuyển đổi ứng dụng</w:t>
             </w:r>
           </w:p>
         </w:tc>
@@ -6679,7 +6679,7 @@
                 <w:sz w:val="26"/>
                 <w:szCs w:val="26"/>
               </w:rPr>
-              <w:t>3</w:t>
+              <w:t>4</w:t>
             </w:r>
           </w:p>
         </w:tc>
@@ -6766,7 +6766,7 @@
                 <w:sz w:val="26"/>
                 <w:szCs w:val="26"/>
               </w:rPr>
-              <w:t>Bàn phím và gõ câu ngắn</w:t>
+              <w:t>Mở, đóng và chuyển đổi ứng dụng</w:t>
             </w:r>
           </w:p>
         </w:tc>
@@ -6882,7 +6882,7 @@
                 <w:sz w:val="26"/>
                 <w:szCs w:val="26"/>
               </w:rPr>
-              <w:t>3</w:t>
+              <w:t>4</w:t>
             </w:r>
           </w:p>
         </w:tc>
@@ -6969,7 +6969,7 @@
                 <w:sz w:val="26"/>
                 <w:szCs w:val="26"/>
               </w:rPr>
-              <w:t>Bàn phím và gõ câu ngắn</w:t>
+              <w:t>Mở, đóng và chuyển đổi ứng dụng</w:t>
             </w:r>
           </w:p>
         </w:tc>

--- a/Hệ thống mẫu văn bản/Nguyên đã làm/Lịch báo giảng/Lịch báo giảng - Tuần 05 (TTH+TH).docx
+++ b/Hệ thống mẫu văn bản/Nguyên đã làm/Lịch báo giảng/Lịch báo giảng - Tuần 05 (TTH+TH).docx
@@ -1195,6 +1195,7 @@
                 <w:rFonts w:ascii="Times New Roman" w:hAnsi="Times New Roman"/>
                 <w:sz w:val="26"/>
               </w:rPr>
+              <w:t>4</w:t>
             </w:r>
           </w:p>
         </w:tc>
@@ -1222,6 +1223,7 @@
                 <w:rFonts w:ascii="Times New Roman" w:hAnsi="Times New Roman"/>
                 <w:sz w:val="26"/>
               </w:rPr>
+              <w:t>Robotics</w:t>
             </w:r>
           </w:p>
         </w:tc>
@@ -1249,6 +1251,7 @@
                 <w:rFonts w:ascii="Times New Roman" w:hAnsi="Times New Roman"/>
                 <w:sz w:val="26"/>
               </w:rPr>
+              <w:t>4C1</w:t>
             </w:r>
           </w:p>
         </w:tc>
@@ -1276,6 +1279,7 @@
                 <w:rFonts w:ascii="Times New Roman" w:hAnsi="Times New Roman"/>
                 <w:sz w:val="26"/>
               </w:rPr>
+              <w:t>Bài 4. Đàn gà con</w:t>
             </w:r>
           </w:p>
         </w:tc>
@@ -1303,6 +1307,7 @@
                 <w:rFonts w:ascii="Times New Roman" w:hAnsi="Times New Roman"/>
                 <w:sz w:val="26"/>
               </w:rPr>
+              <w:t>Bộ Kit Robotics</w:t>
             </w:r>
           </w:p>
         </w:tc>
@@ -5794,6 +5799,8 @@
               </w:rPr>
               <w:br/>
               <w:t>Tổ trưởng</w:t>
+              <w:br/>
+              <w:t>Nguyễn Thị Ngọc</w:t>
             </w:r>
             <w:r>
               <w:rPr>
@@ -10535,7 +10542,6 @@
                 <w:sz w:val="26"/>
                 <w:szCs w:val="26"/>
               </w:rPr>
-              <w:t>4</w:t>
             </w:r>
           </w:p>
         </w:tc>
@@ -10564,7 +10570,6 @@
                 <w:sz w:val="26"/>
                 <w:szCs w:val="26"/>
               </w:rPr>
-              <w:t>Robotics</w:t>
             </w:r>
           </w:p>
         </w:tc>
@@ -10593,7 +10598,6 @@
                 <w:sz w:val="26"/>
                 <w:szCs w:val="26"/>
               </w:rPr>
-              <w:t>4C1</w:t>
             </w:r>
           </w:p>
         </w:tc>
@@ -10622,7 +10626,6 @@
                 <w:sz w:val="26"/>
                 <w:szCs w:val="26"/>
               </w:rPr>
-              <w:t>Bài 4. Đàn gà con</w:t>
             </w:r>
           </w:p>
         </w:tc>
@@ -10651,7 +10654,6 @@
                 <w:sz w:val="26"/>
                 <w:szCs w:val="26"/>
               </w:rPr>
-              <w:t>Bộ Kit Robotics</w:t>
             </w:r>
           </w:p>
         </w:tc>
@@ -11133,26 +11135,20 @@
                 <w:sz w:val="26"/>
                 <w:szCs w:val="26"/>
               </w:rPr>
-              <w:br/>
-              <w:t>…………………………………………………………………</w:t>
-            </w:r>
-            <w:r>
-              <w:rPr>
-                <w:rFonts w:ascii="Times New Roman" w:hAnsi="Times New Roman" w:cs="Times New Roman"/>
-                <w:sz w:val="26"/>
-                <w:szCs w:val="26"/>
-              </w:rPr>
-              <w:br/>
-              <w:t>…………………………………………………………………</w:t>
-            </w:r>
-            <w:r>
-              <w:rPr>
-                <w:rFonts w:ascii="Times New Roman" w:hAnsi="Times New Roman" w:cs="Times New Roman"/>
-                <w:sz w:val="26"/>
-                <w:szCs w:val="26"/>
-              </w:rPr>
-              <w:br/>
-              <w:t>…………………………………………………………………</w:t>
+            </w:r>
+            <w:r>
+              <w:rPr>
+                <w:rFonts w:ascii="Times New Roman" w:hAnsi="Times New Roman" w:cs="Times New Roman"/>
+                <w:sz w:val="26"/>
+                <w:szCs w:val="26"/>
+              </w:rPr>
+            </w:r>
+            <w:r>
+              <w:rPr>
+                <w:rFonts w:ascii="Times New Roman" w:hAnsi="Times New Roman" w:cs="Times New Roman"/>
+                <w:sz w:val="26"/>
+                <w:szCs w:val="26"/>
+              </w:rPr>
             </w:r>
           </w:p>
         </w:tc>
@@ -11185,6 +11181,8 @@
               </w:rPr>
               <w:br/>
               <w:t>Tổ trưởng</w:t>
+              <w:br/>
+              <w:t>Nguyễn Thị Ngọc</w:t>
             </w:r>
             <w:r>
               <w:rPr>
